--- a/Устав/_документы/Regulations on the Training Centre.docx
+++ b/Устав/_документы/Regulations on the Training Centre.docx
@@ -184,21 +184,21 @@
     <w:p>
       <w:pPr>
         <w:keepNext/>
-        <w:spacing w:before="240" w:after="120" w:line="240" w:lineRule="auto"/>
+        <w:spacing w:after="60" w:line="240" w:lineRule="auto"/>
         <w:jc w:val="center"/>
         <w:rPr>
           <w:rFonts w:ascii="Times New Roman" w:hAnsi="Times New Roman" w:cs="Times New Roman"/>
           <w:b/>
-          <w:sz w:val="24"/>
-          <w:szCs w:val="24"/>
-          <w:lang w:val="en-GB"/>
-        </w:rPr>
-      </w:pPr>
-      <w:r>
-        <w:rPr>
-          <w:rFonts w:ascii="Times New Roman" w:hAnsi="Times New Roman" w:cs="Times New Roman"/>
-          <w:b/>
-          <w:sz w:val="24"/>
+          <w:sz w:val="21"/>
+          <w:szCs w:val="24"/>
+          <w:lang w:val="en-GB"/>
+        </w:rPr>
+      </w:pPr>
+      <w:r>
+        <w:rPr>
+          <w:rFonts w:ascii="Times New Roman" w:hAnsi="Times New Roman" w:cs="Times New Roman"/>
+          <w:b/>
+          <w:sz w:val="21"/>
           <w:szCs w:val="24"/>
           <w:lang w:val="en-GB"/>
         </w:rPr>
@@ -207,849 +207,371 @@
     </w:p>
     <w:p>
       <w:pPr>
-        <w:spacing w:after="0" w:line="240" w:lineRule="auto"/>
+        <w:spacing w:after="60" w:line="240" w:lineRule="auto"/>
         <w:ind w:firstLine="708"/>
         <w:jc w:val="both"/>
         <w:rPr>
           <w:rFonts w:ascii="Times New Roman" w:hAnsi="Times New Roman" w:cs="Times New Roman"/>
-          <w:sz w:val="24"/>
-          <w:szCs w:val="24"/>
-          <w:lang w:val="en-GB"/>
-        </w:rPr>
-      </w:pPr>
-      <w:r>
-        <w:rPr>
-          <w:rFonts w:ascii="Times New Roman" w:hAnsi="Times New Roman" w:cs="Times New Roman"/>
-          <w:sz w:val="24"/>
-          <w:szCs w:val="24"/>
-          <w:lang w:val="en-GB"/>
-        </w:rPr>
-        <w:t>1.1. The Training Centre is a structural unit of the Private Foundation «Central Asia Climate Foundation» (hereinafter – the Foundation) established for the training, professional development and capacity building of specialists in the field of environmental protection, climate change, sustainable development and ESG.</w:t>
-      </w:r>
-    </w:p>
-    <w:p>
-      <w:pPr>
-        <w:spacing w:after="0" w:line="240" w:lineRule="auto"/>
+          <w:sz w:val="21"/>
+          <w:szCs w:val="24"/>
+          <w:lang w:val="en-GB"/>
+        </w:rPr>
+      </w:pPr>
+      <w:r>
+        <w:rPr>
+          <w:rFonts w:ascii="Times New Roman" w:hAnsi="Times New Roman" w:cs="Times New Roman"/>
+          <w:sz w:val="21"/>
+          <w:szCs w:val="24"/>
+          <w:lang w:val="en-GB"/>
+        </w:rPr>
+        <w:t>1.1. The Training Centre is a structural unit of the Private Foundation «Central Asia Climate Foundation» (hereinafter – the Foundation) for the training, professional development and capacity building of specialists in environmental protection, climate change, sustainable development and ESG. It is included in the structure of the Foundation by decision of the Management Council of the Foundation (Minutes No. 12 dated 30 July 2026).</w:t>
+      </w:r>
+    </w:p>
+    <w:p>
+      <w:pPr>
+        <w:spacing w:after="60" w:line="240" w:lineRule="auto"/>
         <w:ind w:firstLine="708"/>
         <w:jc w:val="both"/>
         <w:rPr>
           <w:rFonts w:ascii="Times New Roman" w:hAnsi="Times New Roman" w:cs="Times New Roman"/>
-          <w:sz w:val="24"/>
-          <w:szCs w:val="24"/>
-          <w:lang w:val="en-GB"/>
-        </w:rPr>
-      </w:pPr>
-      <w:r>
-        <w:rPr>
-          <w:rFonts w:ascii="Times New Roman" w:hAnsi="Times New Roman" w:cs="Times New Roman"/>
-          <w:sz w:val="24"/>
-          <w:szCs w:val="24"/>
-          <w:lang w:val="en-GB"/>
-        </w:rPr>
-        <w:t>1.2. The Training Centre is included in the structure of the Foundation by decision of the Management Council of the Foundation (Minutes No. 12 dated 30 July 2026) to carry out the educational activities provided for by the objects of the Foundation.</w:t>
-      </w:r>
-    </w:p>
-    <w:p>
-      <w:pPr>
-        <w:spacing w:after="0" w:line="240" w:lineRule="auto"/>
+          <w:sz w:val="21"/>
+          <w:szCs w:val="24"/>
+          <w:lang w:val="en-GB"/>
+        </w:rPr>
+      </w:pPr>
+      <w:r>
+        <w:rPr>
+          <w:rFonts w:ascii="Times New Roman" w:hAnsi="Times New Roman" w:cs="Times New Roman"/>
+          <w:sz w:val="21"/>
+          <w:szCs w:val="24"/>
+          <w:lang w:val="en-GB"/>
+        </w:rPr>
+        <w:t>1.2. The Training Centre is not a legal entity. Contracts for educational services, financial and other legally significant documents on behalf of the Foundation are signed by the Chief Executive Officer of the Foundation (hereinafter – the CEO) or a person authorised by power of attorney.</w:t>
+      </w:r>
+    </w:p>
+    <w:p>
+      <w:pPr>
+        <w:keepNext/>
+        <w:spacing w:after="60" w:line="240" w:lineRule="auto"/>
+        <w:jc w:val="center"/>
+        <w:rPr>
+          <w:rFonts w:ascii="Times New Roman" w:hAnsi="Times New Roman" w:cs="Times New Roman"/>
+          <w:b/>
+          <w:sz w:val="21"/>
+          <w:szCs w:val="24"/>
+          <w:lang w:val="en-GB"/>
+        </w:rPr>
+      </w:pPr>
+      <w:r>
+        <w:rPr>
+          <w:rFonts w:ascii="Times New Roman" w:hAnsi="Times New Roman" w:cs="Times New Roman"/>
+          <w:b/>
+          <w:sz w:val="21"/>
+          <w:szCs w:val="24"/>
+          <w:lang w:val="en-GB"/>
+        </w:rPr>
+        <w:t>2. Tasks and Areas</w:t>
+      </w:r>
+    </w:p>
+    <w:p>
+      <w:pPr>
+        <w:spacing w:after="60" w:line="240" w:lineRule="auto"/>
         <w:ind w:firstLine="708"/>
         <w:jc w:val="both"/>
         <w:rPr>
           <w:rFonts w:ascii="Times New Roman" w:hAnsi="Times New Roman" w:cs="Times New Roman"/>
-          <w:sz w:val="24"/>
-          <w:szCs w:val="24"/>
-          <w:lang w:val="en-GB"/>
-        </w:rPr>
-      </w:pPr>
-      <w:r>
-        <w:rPr>
-          <w:rFonts w:ascii="Times New Roman" w:hAnsi="Times New Roman" w:cs="Times New Roman"/>
-          <w:sz w:val="24"/>
-          <w:szCs w:val="24"/>
-          <w:lang w:val="en-GB"/>
-        </w:rPr>
-        <w:t>1.3. The Training Centre is not a legal entity and has no separate balance sheet or seal. Contracts for the provision of educational services and other documents on behalf of the Foundation are signed by the Chief Executive Officer of the Foundation or by a person authorised by a power of attorney.</w:t>
-      </w:r>
-    </w:p>
-    <w:p>
-      <w:pPr>
-        <w:spacing w:after="0" w:line="240" w:lineRule="auto"/>
+          <w:sz w:val="21"/>
+          <w:szCs w:val="24"/>
+          <w:lang w:val="en-GB"/>
+        </w:rPr>
+      </w:pPr>
+      <w:r>
+        <w:rPr>
+          <w:rFonts w:ascii="Times New Roman" w:hAnsi="Times New Roman" w:cs="Times New Roman"/>
+          <w:sz w:val="21"/>
+          <w:szCs w:val="24"/>
+          <w:lang w:val="en-GB"/>
+        </w:rPr>
+        <w:t>2.1. Tasks: development and implementation of educational programmes, courses and trainings; professional development of employees of government bodies, akimats, business and non-governmental organisations; dissemination of international standards and best practices; educational outreach to young people, including within the «Taza Qazaqstan» initiative; training materials in the Kazakh, Russian and English languages.</w:t>
+      </w:r>
+    </w:p>
+    <w:p>
+      <w:pPr>
+        <w:spacing w:after="60" w:line="240" w:lineRule="auto"/>
         <w:ind w:firstLine="708"/>
         <w:jc w:val="both"/>
         <w:rPr>
           <w:rFonts w:ascii="Times New Roman" w:hAnsi="Times New Roman" w:cs="Times New Roman"/>
-          <w:sz w:val="24"/>
-          <w:szCs w:val="24"/>
-          <w:lang w:val="en-GB"/>
-        </w:rPr>
-      </w:pPr>
-      <w:r>
-        <w:rPr>
-          <w:rFonts w:ascii="Times New Roman" w:hAnsi="Times New Roman" w:cs="Times New Roman"/>
-          <w:sz w:val="24"/>
-          <w:szCs w:val="24"/>
-          <w:lang w:val="en-GB"/>
-        </w:rPr>
-        <w:t>1.4. In its activities the Training Centre is guided by the AIFC Foundations Regulations and other acts of the Astana International Financial Centre, the legislation of the Republic of Kazakhstan to the extent applicable to the activities of the Foundation, the Charter and By-laws of the Foundation, internal documents of the Foundation, decisions of the Management Council, orders of the Chief Executive Officer of the Foundation and these Regulations.</w:t>
+          <w:sz w:val="21"/>
+          <w:szCs w:val="24"/>
+          <w:lang w:val="en-GB"/>
+        </w:rPr>
+      </w:pPr>
+      <w:r>
+        <w:rPr>
+          <w:rFonts w:ascii="Times New Roman" w:hAnsi="Times New Roman" w:cs="Times New Roman"/>
+          <w:sz w:val="21"/>
+          <w:szCs w:val="24"/>
+          <w:lang w:val="en-GB"/>
+        </w:rPr>
+        <w:t>2.2. Areas: climate change and adaptation; sustainable development and ESG; assessment of climate and environmental risks; climate finance, carbon markets and offsets; waste, air, water and land; green energy and energy efficiency; environmental culture.</w:t>
       </w:r>
     </w:p>
     <w:p>
       <w:pPr>
         <w:keepNext/>
-        <w:spacing w:before="240" w:after="120" w:line="240" w:lineRule="auto"/>
+        <w:spacing w:after="60" w:line="240" w:lineRule="auto"/>
         <w:jc w:val="center"/>
         <w:rPr>
           <w:rFonts w:ascii="Times New Roman" w:hAnsi="Times New Roman" w:cs="Times New Roman"/>
           <w:b/>
-          <w:sz w:val="24"/>
-          <w:szCs w:val="24"/>
-          <w:lang w:val="en-GB"/>
-        </w:rPr>
-      </w:pPr>
-      <w:r>
-        <w:rPr>
-          <w:rFonts w:ascii="Times New Roman" w:hAnsi="Times New Roman" w:cs="Times New Roman"/>
-          <w:b/>
-          <w:sz w:val="24"/>
-          <w:szCs w:val="24"/>
-          <w:lang w:val="en-GB"/>
-        </w:rPr>
-        <w:t>2. Objective and Tasks</w:t>
-      </w:r>
-    </w:p>
-    <w:p>
-      <w:pPr>
-        <w:spacing w:after="0" w:line="240" w:lineRule="auto"/>
+          <w:sz w:val="21"/>
+          <w:szCs w:val="24"/>
+          <w:lang w:val="en-GB"/>
+        </w:rPr>
+      </w:pPr>
+      <w:r>
+        <w:rPr>
+          <w:rFonts w:ascii="Times New Roman" w:hAnsi="Times New Roman" w:cs="Times New Roman"/>
+          <w:b/>
+          <w:sz w:val="21"/>
+          <w:szCs w:val="24"/>
+          <w:lang w:val="en-GB"/>
+        </w:rPr>
+        <w:t>3. Organisation of Training</w:t>
+      </w:r>
+    </w:p>
+    <w:p>
+      <w:pPr>
+        <w:spacing w:after="60" w:line="240" w:lineRule="auto"/>
         <w:ind w:firstLine="708"/>
         <w:jc w:val="both"/>
         <w:rPr>
           <w:rFonts w:ascii="Times New Roman" w:hAnsi="Times New Roman" w:cs="Times New Roman"/>
-          <w:sz w:val="24"/>
-          <w:szCs w:val="24"/>
-          <w:lang w:val="en-GB"/>
-        </w:rPr>
-      </w:pPr>
-      <w:r>
-        <w:rPr>
-          <w:rFonts w:ascii="Times New Roman" w:hAnsi="Times New Roman" w:cs="Times New Roman"/>
-          <w:sz w:val="24"/>
-          <w:szCs w:val="24"/>
-          <w:lang w:val="en-GB"/>
-        </w:rPr>
-        <w:t>2.1. The objective of the Training Centre is to develop the human and expert capacity of the countries of Central Asia in the field of environmental protection, climate change, sustainable development and ESG.</w:t>
-      </w:r>
-    </w:p>
-    <w:p>
-      <w:pPr>
-        <w:spacing w:after="0" w:line="240" w:lineRule="auto"/>
+          <w:sz w:val="21"/>
+          <w:szCs w:val="24"/>
+          <w:lang w:val="en-GB"/>
+        </w:rPr>
+      </w:pPr>
+      <w:r>
+        <w:rPr>
+          <w:rFonts w:ascii="Times New Roman" w:hAnsi="Times New Roman" w:cs="Times New Roman"/>
+          <w:sz w:val="21"/>
+          <w:szCs w:val="24"/>
+          <w:lang w:val="en-GB"/>
+        </w:rPr>
+        <w:t>3.1. Forms of training are courses, seminars, trainings, webinars, internships, schools and corporate programmes, on-site, remote and blended. Programmes, their scope and cost are approved by the CEO. Employees of the Foundation, members of the Expert Council, university lecturers and experts under contracts are engaged for teaching. Participants receive a certificate of the Foundation.</w:t>
+      </w:r>
+    </w:p>
+    <w:p>
+      <w:pPr>
+        <w:spacing w:after="60" w:line="240" w:lineRule="auto"/>
         <w:ind w:firstLine="708"/>
         <w:jc w:val="both"/>
         <w:rPr>
           <w:rFonts w:ascii="Times New Roman" w:hAnsi="Times New Roman" w:cs="Times New Roman"/>
-          <w:sz w:val="24"/>
-          <w:szCs w:val="24"/>
-          <w:lang w:val="en-GB"/>
-        </w:rPr>
-      </w:pPr>
-      <w:r>
-        <w:rPr>
-          <w:rFonts w:ascii="Times New Roman" w:hAnsi="Times New Roman" w:cs="Times New Roman"/>
-          <w:sz w:val="24"/>
-          <w:szCs w:val="24"/>
-          <w:lang w:val="en-GB"/>
-        </w:rPr>
-        <w:t>2.2. The tasks of the Training Centre are:</w:t>
-      </w:r>
-    </w:p>
-    <w:p>
-      <w:pPr>
-        <w:spacing w:after="0" w:line="240" w:lineRule="auto"/>
+          <w:sz w:val="21"/>
+          <w:szCs w:val="24"/>
+          <w:lang w:val="en-GB"/>
+        </w:rPr>
+      </w:pPr>
+      <w:r>
+        <w:rPr>
+          <w:rFonts w:ascii="Times New Roman" w:hAnsi="Times New Roman" w:cs="Times New Roman"/>
+          <w:sz w:val="21"/>
+          <w:szCs w:val="24"/>
+          <w:lang w:val="en-GB"/>
+        </w:rPr>
+        <w:t>3.2. The Training Centre interacts with universities, research and international organisations and partners of the Foundation, including under memoranda of cooperation.</w:t>
+      </w:r>
+    </w:p>
+    <w:p>
+      <w:pPr>
+        <w:keepNext/>
+        <w:spacing w:after="60" w:line="240" w:lineRule="auto"/>
+        <w:jc w:val="center"/>
+        <w:rPr>
+          <w:rFonts w:ascii="Times New Roman" w:hAnsi="Times New Roman" w:cs="Times New Roman"/>
+          <w:b/>
+          <w:sz w:val="21"/>
+          <w:szCs w:val="24"/>
+          <w:lang w:val="en-GB"/>
+        </w:rPr>
+      </w:pPr>
+      <w:r>
+        <w:rPr>
+          <w:rFonts w:ascii="Times New Roman" w:hAnsi="Times New Roman" w:cs="Times New Roman"/>
+          <w:b/>
+          <w:sz w:val="21"/>
+          <w:szCs w:val="24"/>
+          <w:lang w:val="en-GB"/>
+        </w:rPr>
+        <w:t>4. Management</w:t>
+      </w:r>
+    </w:p>
+    <w:p>
+      <w:pPr>
+        <w:spacing w:after="60" w:line="240" w:lineRule="auto"/>
         <w:ind w:firstLine="708"/>
         <w:jc w:val="both"/>
         <w:rPr>
           <w:rFonts w:ascii="Times New Roman" w:hAnsi="Times New Roman" w:cs="Times New Roman"/>
-          <w:sz w:val="24"/>
-          <w:szCs w:val="24"/>
-          <w:lang w:val="en-GB"/>
-        </w:rPr>
-      </w:pPr>
-      <w:r>
-        <w:rPr>
-          <w:rFonts w:ascii="Times New Roman" w:hAnsi="Times New Roman" w:cs="Times New Roman"/>
-          <w:sz w:val="24"/>
-          <w:szCs w:val="24"/>
-          <w:lang w:val="en-GB"/>
-        </w:rPr>
-        <w:t>1) development and implementation of educational programmes, courses and trainings;</w:t>
-      </w:r>
-    </w:p>
-    <w:p>
-      <w:pPr>
-        <w:spacing w:after="0" w:line="240" w:lineRule="auto"/>
+          <w:sz w:val="21"/>
+          <w:szCs w:val="24"/>
+          <w:lang w:val="en-GB"/>
+        </w:rPr>
+      </w:pPr>
+      <w:r>
+        <w:rPr>
+          <w:rFonts w:ascii="Times New Roman" w:hAnsi="Times New Roman" w:cs="Times New Roman"/>
+          <w:sz w:val="21"/>
+          <w:szCs w:val="24"/>
+          <w:lang w:val="en-GB"/>
+        </w:rPr>
+        <w:t>4.1. The management of the Training Centre is determined by decision of the Management Council of the Foundation. The activities of the Training Centre are supervised by the Deputy CEO for Administrative Issues.</w:t>
+      </w:r>
+    </w:p>
+    <w:p>
+      <w:pPr>
+        <w:spacing w:after="60" w:line="240" w:lineRule="auto"/>
         <w:ind w:firstLine="708"/>
         <w:jc w:val="both"/>
         <w:rPr>
           <w:rFonts w:ascii="Times New Roman" w:hAnsi="Times New Roman" w:cs="Times New Roman"/>
-          <w:sz w:val="24"/>
-          <w:szCs w:val="24"/>
-          <w:lang w:val="en-GB"/>
-        </w:rPr>
-      </w:pPr>
-      <w:r>
-        <w:rPr>
-          <w:rFonts w:ascii="Times New Roman" w:hAnsi="Times New Roman" w:cs="Times New Roman"/>
-          <w:sz w:val="24"/>
-          <w:szCs w:val="24"/>
-          <w:lang w:val="en-GB"/>
-        </w:rPr>
-        <w:t>2) professional development of employees of government bodies, akimats, organisations, business and non-governmental organisations;</w:t>
-      </w:r>
-    </w:p>
-    <w:p>
-      <w:pPr>
-        <w:spacing w:after="0" w:line="240" w:lineRule="auto"/>
+          <w:sz w:val="21"/>
+          <w:szCs w:val="24"/>
+          <w:lang w:val="en-GB"/>
+        </w:rPr>
+      </w:pPr>
+      <w:r>
+        <w:rPr>
+          <w:rFonts w:ascii="Times New Roman" w:hAnsi="Times New Roman" w:cs="Times New Roman"/>
+          <w:sz w:val="21"/>
+          <w:szCs w:val="24"/>
+          <w:lang w:val="en-GB"/>
+        </w:rPr>
+        <w:t>4.2. The Head of the Training Centre plans and organises the training process, submits proposals on programmes, budget and lecturers. The Head of the Training Centre, as well as deputies and representatives appointed by him/her, may sign letters and requests on matters related to the tasks of the Training Centre, except for financial and legal documents and acts.</w:t>
+      </w:r>
+    </w:p>
+    <w:p>
+      <w:pPr>
+        <w:keepNext/>
+        <w:spacing w:after="60" w:line="240" w:lineRule="auto"/>
+        <w:jc w:val="center"/>
+        <w:rPr>
+          <w:rFonts w:ascii="Times New Roman" w:hAnsi="Times New Roman" w:cs="Times New Roman"/>
+          <w:b/>
+          <w:sz w:val="21"/>
+          <w:szCs w:val="24"/>
+          <w:lang w:val="en-GB"/>
+        </w:rPr>
+      </w:pPr>
+      <w:r>
+        <w:rPr>
+          <w:rFonts w:ascii="Times New Roman" w:hAnsi="Times New Roman" w:cs="Times New Roman"/>
+          <w:b/>
+          <w:sz w:val="21"/>
+          <w:szCs w:val="24"/>
+          <w:lang w:val="en-GB"/>
+        </w:rPr>
+        <w:t>5. Financing and Reporting</w:t>
+      </w:r>
+    </w:p>
+    <w:p>
+      <w:pPr>
+        <w:spacing w:after="60" w:line="240" w:lineRule="auto"/>
         <w:ind w:firstLine="708"/>
         <w:jc w:val="both"/>
         <w:rPr>
           <w:rFonts w:ascii="Times New Roman" w:hAnsi="Times New Roman" w:cs="Times New Roman"/>
-          <w:sz w:val="24"/>
-          <w:szCs w:val="24"/>
-          <w:lang w:val="en-GB"/>
-        </w:rPr>
-      </w:pPr>
-      <w:r>
-        <w:rPr>
-          <w:rFonts w:ascii="Times New Roman" w:hAnsi="Times New Roman" w:cs="Times New Roman"/>
-          <w:sz w:val="24"/>
-          <w:szCs w:val="24"/>
-          <w:lang w:val="en-GB"/>
-        </w:rPr>
-        <w:t>3) dissemination of international standards, methodologies and best practices;</w:t>
-      </w:r>
-    </w:p>
-    <w:p>
-      <w:pPr>
-        <w:spacing w:after="0" w:line="240" w:lineRule="auto"/>
+          <w:sz w:val="21"/>
+          <w:szCs w:val="24"/>
+          <w:lang w:val="en-GB"/>
+        </w:rPr>
+      </w:pPr>
+      <w:r>
+        <w:rPr>
+          <w:rFonts w:ascii="Times New Roman" w:hAnsi="Times New Roman" w:cs="Times New Roman"/>
+          <w:sz w:val="21"/>
+          <w:szCs w:val="24"/>
+          <w:lang w:val="en-GB"/>
+        </w:rPr>
+        <w:t>5.1. The activities of the Training Centre are financed within the budget of the Foundation from the funds of the Foundation, grants, sponsorship and income from educational services. Educational services are an activity ancillary to the objects of the Foundation; income from them is used only for the objects of the Foundation.</w:t>
+      </w:r>
+    </w:p>
+    <w:p>
+      <w:pPr>
+        <w:spacing w:after="60" w:line="240" w:lineRule="auto"/>
         <w:ind w:firstLine="708"/>
         <w:jc w:val="both"/>
         <w:rPr>
           <w:rFonts w:ascii="Times New Roman" w:hAnsi="Times New Roman" w:cs="Times New Roman"/>
-          <w:sz w:val="24"/>
-          <w:szCs w:val="24"/>
-          <w:lang w:val="en-GB"/>
-        </w:rPr>
-      </w:pPr>
-      <w:r>
-        <w:rPr>
-          <w:rFonts w:ascii="Times New Roman" w:hAnsi="Times New Roman" w:cs="Times New Roman"/>
-          <w:sz w:val="24"/>
-          <w:szCs w:val="24"/>
-          <w:lang w:val="en-GB"/>
-        </w:rPr>
-        <w:t>4) educational outreach to young people, including within the «Green Schools» programme and the «Taza Qazaqstan» initiative;</w:t>
-      </w:r>
-    </w:p>
-    <w:p>
-      <w:pPr>
-        <w:spacing w:after="0" w:line="240" w:lineRule="auto"/>
+          <w:sz w:val="21"/>
+          <w:szCs w:val="24"/>
+          <w:lang w:val="en-GB"/>
+        </w:rPr>
+      </w:pPr>
+      <w:r>
+        <w:rPr>
+          <w:rFonts w:ascii="Times New Roman" w:hAnsi="Times New Roman" w:cs="Times New Roman"/>
+          <w:sz w:val="21"/>
+          <w:szCs w:val="24"/>
+          <w:lang w:val="en-GB"/>
+        </w:rPr>
+        <w:t>5.2. A report on the activities of the Training Centre is submitted to the supervisor quarterly; the annual report is included in the annual report of the Foundation.</w:t>
+      </w:r>
+    </w:p>
+    <w:p>
+      <w:pPr>
+        <w:keepNext/>
+        <w:spacing w:after="60" w:line="240" w:lineRule="auto"/>
+        <w:jc w:val="center"/>
+        <w:rPr>
+          <w:rFonts w:ascii="Times New Roman" w:hAnsi="Times New Roman" w:cs="Times New Roman"/>
+          <w:b/>
+          <w:sz w:val="21"/>
+          <w:szCs w:val="24"/>
+          <w:lang w:val="en-GB"/>
+        </w:rPr>
+      </w:pPr>
+      <w:r>
+        <w:rPr>
+          <w:rFonts w:ascii="Times New Roman" w:hAnsi="Times New Roman" w:cs="Times New Roman"/>
+          <w:b/>
+          <w:sz w:val="21"/>
+          <w:szCs w:val="24"/>
+          <w:lang w:val="en-GB"/>
+        </w:rPr>
+        <w:t>6. Final Provisions</w:t>
+      </w:r>
+    </w:p>
+    <w:p>
+      <w:pPr>
+        <w:spacing w:after="60" w:line="240" w:lineRule="auto"/>
         <w:ind w:firstLine="708"/>
         <w:jc w:val="both"/>
         <w:rPr>
           <w:rFonts w:ascii="Times New Roman" w:hAnsi="Times New Roman" w:cs="Times New Roman"/>
-          <w:sz w:val="24"/>
-          <w:szCs w:val="24"/>
-          <w:lang w:val="en-GB"/>
-        </w:rPr>
-      </w:pPr>
-      <w:r>
-        <w:rPr>
-          <w:rFonts w:ascii="Times New Roman" w:hAnsi="Times New Roman" w:cs="Times New Roman"/>
-          <w:sz w:val="24"/>
-          <w:szCs w:val="24"/>
-          <w:lang w:val="en-GB"/>
-        </w:rPr>
-        <w:t>5) preparation of training and methodological materials in the Kazakh, Russian and English languages.</w:t>
-      </w:r>
-    </w:p>
-    <w:p>
-      <w:pPr>
-        <w:keepNext/>
-        <w:spacing w:before="240" w:after="120" w:line="240" w:lineRule="auto"/>
-        <w:jc w:val="center"/>
-        <w:rPr>
-          <w:rFonts w:ascii="Times New Roman" w:hAnsi="Times New Roman" w:cs="Times New Roman"/>
-          <w:b/>
-          <w:sz w:val="24"/>
-          <w:szCs w:val="24"/>
-          <w:lang w:val="en-GB"/>
-        </w:rPr>
-      </w:pPr>
-      <w:r>
-        <w:rPr>
-          <w:rFonts w:ascii="Times New Roman" w:hAnsi="Times New Roman" w:cs="Times New Roman"/>
-          <w:b/>
-          <w:sz w:val="24"/>
-          <w:szCs w:val="24"/>
-          <w:lang w:val="en-GB"/>
-        </w:rPr>
-        <w:t>3. Areas of Training</w:t>
-      </w:r>
-    </w:p>
-    <w:p>
-      <w:pPr>
-        <w:spacing w:after="0" w:line="240" w:lineRule="auto"/>
-        <w:ind w:firstLine="708"/>
-        <w:jc w:val="both"/>
-        <w:rPr>
-          <w:rFonts w:ascii="Times New Roman" w:hAnsi="Times New Roman" w:cs="Times New Roman"/>
-          <w:sz w:val="24"/>
-          <w:szCs w:val="24"/>
-          <w:lang w:val="en-GB"/>
-        </w:rPr>
-      </w:pPr>
-      <w:r>
-        <w:rPr>
-          <w:rFonts w:ascii="Times New Roman" w:hAnsi="Times New Roman" w:cs="Times New Roman"/>
-          <w:sz w:val="24"/>
-          <w:szCs w:val="24"/>
-          <w:lang w:val="en-GB"/>
-        </w:rPr>
-        <w:t>3.1. The Training Centre implements programmes, including in the following areas:</w:t>
-      </w:r>
-    </w:p>
-    <w:p>
-      <w:pPr>
-        <w:spacing w:after="0" w:line="240" w:lineRule="auto"/>
-        <w:ind w:firstLine="708"/>
-        <w:jc w:val="both"/>
-        <w:rPr>
-          <w:rFonts w:ascii="Times New Roman" w:hAnsi="Times New Roman" w:cs="Times New Roman"/>
-          <w:sz w:val="24"/>
-          <w:szCs w:val="24"/>
-          <w:lang w:val="en-GB"/>
-        </w:rPr>
-      </w:pPr>
-      <w:r>
-        <w:rPr>
-          <w:rFonts w:ascii="Times New Roman" w:hAnsi="Times New Roman" w:cs="Times New Roman"/>
-          <w:sz w:val="24"/>
-          <w:szCs w:val="24"/>
-          <w:lang w:val="en-GB"/>
-        </w:rPr>
-        <w:t>1) climate change, adaptation and low-carbon development;</w:t>
-      </w:r>
-    </w:p>
-    <w:p>
-      <w:pPr>
-        <w:spacing w:after="0" w:line="240" w:lineRule="auto"/>
-        <w:ind w:firstLine="708"/>
-        <w:jc w:val="both"/>
-        <w:rPr>
-          <w:rFonts w:ascii="Times New Roman" w:hAnsi="Times New Roman" w:cs="Times New Roman"/>
-          <w:sz w:val="24"/>
-          <w:szCs w:val="24"/>
-          <w:lang w:val="en-GB"/>
-        </w:rPr>
-      </w:pPr>
-      <w:r>
-        <w:rPr>
-          <w:rFonts w:ascii="Times New Roman" w:hAnsi="Times New Roman" w:cs="Times New Roman"/>
-          <w:sz w:val="24"/>
-          <w:szCs w:val="24"/>
-          <w:lang w:val="en-GB"/>
-        </w:rPr>
-        <w:t>2) sustainable development, ESG principles and non-financial disclosure;</w:t>
-      </w:r>
-    </w:p>
-    <w:p>
-      <w:pPr>
-        <w:spacing w:after="0" w:line="240" w:lineRule="auto"/>
-        <w:ind w:firstLine="708"/>
-        <w:jc w:val="both"/>
-        <w:rPr>
-          <w:rFonts w:ascii="Times New Roman" w:hAnsi="Times New Roman" w:cs="Times New Roman"/>
-          <w:sz w:val="24"/>
-          <w:szCs w:val="24"/>
-          <w:lang w:val="en-GB"/>
-        </w:rPr>
-      </w:pPr>
-      <w:r>
-        <w:rPr>
-          <w:rFonts w:ascii="Times New Roman" w:hAnsi="Times New Roman" w:cs="Times New Roman"/>
-          <w:sz w:val="24"/>
-          <w:szCs w:val="24"/>
-          <w:lang w:val="en-GB"/>
-        </w:rPr>
-        <w:t>3) assessment of physical and transition climate risks and environmental risks;</w:t>
-      </w:r>
-    </w:p>
-    <w:p>
-      <w:pPr>
-        <w:spacing w:after="0" w:line="240" w:lineRule="auto"/>
-        <w:ind w:firstLine="708"/>
-        <w:jc w:val="both"/>
-        <w:rPr>
-          <w:rFonts w:ascii="Times New Roman" w:hAnsi="Times New Roman" w:cs="Times New Roman"/>
-          <w:sz w:val="24"/>
-          <w:szCs w:val="24"/>
-          <w:lang w:val="en-GB"/>
-        </w:rPr>
-      </w:pPr>
-      <w:r>
-        <w:rPr>
-          <w:rFonts w:ascii="Times New Roman" w:hAnsi="Times New Roman" w:cs="Times New Roman"/>
-          <w:sz w:val="24"/>
-          <w:szCs w:val="24"/>
-          <w:lang w:val="en-GB"/>
-        </w:rPr>
-        <w:t>4) climate finance, carbon markets and offset projects;</w:t>
-      </w:r>
-    </w:p>
-    <w:p>
-      <w:pPr>
-        <w:spacing w:after="0" w:line="240" w:lineRule="auto"/>
-        <w:ind w:firstLine="708"/>
-        <w:jc w:val="both"/>
-        <w:rPr>
-          <w:rFonts w:ascii="Times New Roman" w:hAnsi="Times New Roman" w:cs="Times New Roman"/>
-          <w:sz w:val="24"/>
-          <w:szCs w:val="24"/>
-          <w:lang w:val="en-GB"/>
-        </w:rPr>
-      </w:pPr>
-      <w:r>
-        <w:rPr>
-          <w:rFonts w:ascii="Times New Roman" w:hAnsi="Times New Roman" w:cs="Times New Roman"/>
-          <w:sz w:val="24"/>
-          <w:szCs w:val="24"/>
-          <w:lang w:val="en-GB"/>
-        </w:rPr>
-        <w:t>5) environmental protection: waste management, air and water quality, land degradation;</w:t>
-      </w:r>
-    </w:p>
-    <w:p>
-      <w:pPr>
-        <w:spacing w:after="0" w:line="240" w:lineRule="auto"/>
-        <w:ind w:firstLine="708"/>
-        <w:jc w:val="both"/>
-        <w:rPr>
-          <w:rFonts w:ascii="Times New Roman" w:hAnsi="Times New Roman" w:cs="Times New Roman"/>
-          <w:sz w:val="24"/>
-          <w:szCs w:val="24"/>
-          <w:lang w:val="en-GB"/>
-        </w:rPr>
-      </w:pPr>
-      <w:r>
-        <w:rPr>
-          <w:rFonts w:ascii="Times New Roman" w:hAnsi="Times New Roman" w:cs="Times New Roman"/>
-          <w:sz w:val="24"/>
-          <w:szCs w:val="24"/>
-          <w:lang w:val="en-GB"/>
-        </w:rPr>
-        <w:t>6) green energy and energy efficiency;</w:t>
-      </w:r>
-    </w:p>
-    <w:p>
-      <w:pPr>
-        <w:spacing w:after="0" w:line="240" w:lineRule="auto"/>
-        <w:ind w:firstLine="708"/>
-        <w:jc w:val="both"/>
-        <w:rPr>
-          <w:rFonts w:ascii="Times New Roman" w:hAnsi="Times New Roman" w:cs="Times New Roman"/>
-          <w:sz w:val="24"/>
-          <w:szCs w:val="24"/>
-          <w:lang w:val="en-GB"/>
-        </w:rPr>
-      </w:pPr>
-      <w:r>
-        <w:rPr>
-          <w:rFonts w:ascii="Times New Roman" w:hAnsi="Times New Roman" w:cs="Times New Roman"/>
-          <w:sz w:val="24"/>
-          <w:szCs w:val="24"/>
-          <w:lang w:val="en-GB"/>
-        </w:rPr>
-        <w:t>7) environmental culture and education.</w:t>
-      </w:r>
-    </w:p>
-    <w:p>
-      <w:pPr>
-        <w:spacing w:after="0" w:line="240" w:lineRule="auto"/>
-        <w:ind w:firstLine="708"/>
-        <w:jc w:val="both"/>
-        <w:rPr>
-          <w:rFonts w:ascii="Times New Roman" w:hAnsi="Times New Roman" w:cs="Times New Roman"/>
-          <w:sz w:val="24"/>
-          <w:szCs w:val="24"/>
-          <w:lang w:val="en-GB"/>
-        </w:rPr>
-      </w:pPr>
-      <w:r>
-        <w:rPr>
-          <w:rFonts w:ascii="Times New Roman" w:hAnsi="Times New Roman" w:cs="Times New Roman"/>
-          <w:sz w:val="24"/>
-          <w:szCs w:val="24"/>
-          <w:lang w:val="en-GB"/>
-        </w:rPr>
-        <w:t>3.2. Forms of training: courses, seminars, trainings, webinars, internships, summer and winter schools, corporate programmes for organisations. Training is conducted in person, remotely and in a blended format.</w:t>
-      </w:r>
-    </w:p>
-    <w:p>
-      <w:pPr>
-        <w:keepNext/>
-        <w:spacing w:before="240" w:after="120" w:line="240" w:lineRule="auto"/>
-        <w:jc w:val="center"/>
-        <w:rPr>
-          <w:rFonts w:ascii="Times New Roman" w:hAnsi="Times New Roman" w:cs="Times New Roman"/>
-          <w:b/>
-          <w:sz w:val="24"/>
-          <w:szCs w:val="24"/>
-          <w:lang w:val="en-GB"/>
-        </w:rPr>
-      </w:pPr>
-      <w:r>
-        <w:rPr>
-          <w:rFonts w:ascii="Times New Roman" w:hAnsi="Times New Roman" w:cs="Times New Roman"/>
-          <w:b/>
-          <w:sz w:val="24"/>
-          <w:szCs w:val="24"/>
-          <w:lang w:val="en-GB"/>
-        </w:rPr>
-        <w:t>4. Organisation of Training</w:t>
-      </w:r>
-    </w:p>
-    <w:p>
-      <w:pPr>
-        <w:spacing w:after="0" w:line="240" w:lineRule="auto"/>
-        <w:ind w:firstLine="708"/>
-        <w:jc w:val="both"/>
-        <w:rPr>
-          <w:rFonts w:ascii="Times New Roman" w:hAnsi="Times New Roman" w:cs="Times New Roman"/>
-          <w:sz w:val="24"/>
-          <w:szCs w:val="24"/>
-          <w:lang w:val="en-GB"/>
-        </w:rPr>
-      </w:pPr>
-      <w:r>
-        <w:rPr>
-          <w:rFonts w:ascii="Times New Roman" w:hAnsi="Times New Roman" w:cs="Times New Roman"/>
-          <w:sz w:val="24"/>
-          <w:szCs w:val="24"/>
-          <w:lang w:val="en-GB"/>
-        </w:rPr>
-        <w:t>4.1. Educational programmes, their scope and cost are approved by the Chief Executive Officer of the Foundation.</w:t>
-      </w:r>
-    </w:p>
-    <w:p>
-      <w:pPr>
-        <w:spacing w:after="0" w:line="240" w:lineRule="auto"/>
-        <w:ind w:firstLine="708"/>
-        <w:jc w:val="both"/>
-        <w:rPr>
-          <w:rFonts w:ascii="Times New Roman" w:hAnsi="Times New Roman" w:cs="Times New Roman"/>
-          <w:sz w:val="24"/>
-          <w:szCs w:val="24"/>
-          <w:lang w:val="en-GB"/>
-        </w:rPr>
-      </w:pPr>
-      <w:r>
-        <w:rPr>
-          <w:rFonts w:ascii="Times New Roman" w:hAnsi="Times New Roman" w:cs="Times New Roman"/>
-          <w:sz w:val="24"/>
-          <w:szCs w:val="24"/>
-          <w:lang w:val="en-GB"/>
-        </w:rPr>
-        <w:t>4.2. Employees of the Foundation, members of the Expert Council of the Foundation, university lecturers and national and foreign experts are engaged to conduct classes on the basis of contracts.</w:t>
-      </w:r>
-    </w:p>
-    <w:p>
-      <w:pPr>
-        <w:spacing w:after="0" w:line="240" w:lineRule="auto"/>
-        <w:ind w:firstLine="708"/>
-        <w:jc w:val="both"/>
-        <w:rPr>
-          <w:rFonts w:ascii="Times New Roman" w:hAnsi="Times New Roman" w:cs="Times New Roman"/>
-          <w:sz w:val="24"/>
-          <w:szCs w:val="24"/>
-          <w:lang w:val="en-GB"/>
-        </w:rPr>
-      </w:pPr>
-      <w:r>
-        <w:rPr>
-          <w:rFonts w:ascii="Times New Roman" w:hAnsi="Times New Roman" w:cs="Times New Roman"/>
-          <w:sz w:val="24"/>
-          <w:szCs w:val="24"/>
-          <w:lang w:val="en-GB"/>
-        </w:rPr>
-        <w:t>4.3. Persons who have completed training are issued a certificate of the Foundation. Educational activities requiring permits or notifications are carried out in the manner provided for by the applicable legislation.</w:t>
-      </w:r>
-    </w:p>
-    <w:p>
-      <w:pPr>
-        <w:spacing w:after="0" w:line="240" w:lineRule="auto"/>
-        <w:ind w:firstLine="708"/>
-        <w:jc w:val="both"/>
-        <w:rPr>
-          <w:rFonts w:ascii="Times New Roman" w:hAnsi="Times New Roman" w:cs="Times New Roman"/>
-          <w:sz w:val="24"/>
-          <w:szCs w:val="24"/>
-          <w:lang w:val="en-GB"/>
-        </w:rPr>
-      </w:pPr>
-      <w:r>
-        <w:rPr>
-          <w:rFonts w:ascii="Times New Roman" w:hAnsi="Times New Roman" w:cs="Times New Roman"/>
-          <w:sz w:val="24"/>
-          <w:szCs w:val="24"/>
-          <w:lang w:val="en-GB"/>
-        </w:rPr>
-        <w:t>4.4. The Training Centre interacts with universities, research organisations, international organisations and partners of the Foundation, including on the basis of memoranda of cooperation.</w:t>
-      </w:r>
-    </w:p>
-    <w:p>
-      <w:pPr>
-        <w:keepNext/>
-        <w:spacing w:before="240" w:after="120" w:line="240" w:lineRule="auto"/>
-        <w:jc w:val="center"/>
-        <w:rPr>
-          <w:rFonts w:ascii="Times New Roman" w:hAnsi="Times New Roman" w:cs="Times New Roman"/>
-          <w:b/>
-          <w:sz w:val="24"/>
-          <w:szCs w:val="24"/>
-          <w:lang w:val="en-GB"/>
-        </w:rPr>
-      </w:pPr>
-      <w:r>
-        <w:rPr>
-          <w:rFonts w:ascii="Times New Roman" w:hAnsi="Times New Roman" w:cs="Times New Roman"/>
-          <w:b/>
-          <w:sz w:val="24"/>
-          <w:szCs w:val="24"/>
-          <w:lang w:val="en-GB"/>
-        </w:rPr>
-        <w:t>5. Management</w:t>
-      </w:r>
-    </w:p>
-    <w:p>
-      <w:pPr>
-        <w:spacing w:after="0" w:line="240" w:lineRule="auto"/>
-        <w:ind w:firstLine="708"/>
-        <w:jc w:val="both"/>
-        <w:rPr>
-          <w:rFonts w:ascii="Times New Roman" w:hAnsi="Times New Roman" w:cs="Times New Roman"/>
-          <w:sz w:val="24"/>
-          <w:szCs w:val="24"/>
-          <w:lang w:val="en-GB"/>
-        </w:rPr>
-      </w:pPr>
-      <w:r>
-        <w:rPr>
-          <w:rFonts w:ascii="Times New Roman" w:hAnsi="Times New Roman" w:cs="Times New Roman"/>
-          <w:sz w:val="24"/>
-          <w:szCs w:val="24"/>
-          <w:lang w:val="en-GB"/>
-        </w:rPr>
-        <w:t>5.1. The Training Centre is headed by a head appointed by order of the Chief Executive Officer of the Foundation. The duties of the head of the Training Centre may be assigned to an employee of the Foundation.</w:t>
-      </w:r>
-    </w:p>
-    <w:p>
-      <w:pPr>
-        <w:spacing w:after="0" w:line="240" w:lineRule="auto"/>
-        <w:ind w:firstLine="708"/>
-        <w:jc w:val="both"/>
-        <w:rPr>
-          <w:rFonts w:ascii="Times New Roman" w:hAnsi="Times New Roman" w:cs="Times New Roman"/>
-          <w:sz w:val="24"/>
-          <w:szCs w:val="24"/>
-          <w:lang w:val="en-GB"/>
-        </w:rPr>
-      </w:pPr>
-      <w:r>
-        <w:rPr>
-          <w:rFonts w:ascii="Times New Roman" w:hAnsi="Times New Roman" w:cs="Times New Roman"/>
-          <w:sz w:val="24"/>
-          <w:szCs w:val="24"/>
-          <w:lang w:val="en-GB"/>
-        </w:rPr>
-        <w:t>5.2. The activities of the Training Centre are supervised by the Deputy Chief Executive Officer for Administrative Issues.</w:t>
-      </w:r>
-    </w:p>
-    <w:p>
-      <w:pPr>
-        <w:spacing w:after="0" w:line="240" w:lineRule="auto"/>
-        <w:ind w:firstLine="708"/>
-        <w:jc w:val="both"/>
-        <w:rPr>
-          <w:rFonts w:ascii="Times New Roman" w:hAnsi="Times New Roman" w:cs="Times New Roman"/>
-          <w:sz w:val="24"/>
-          <w:szCs w:val="24"/>
-          <w:lang w:val="en-GB"/>
-        </w:rPr>
-      </w:pPr>
-      <w:r>
-        <w:rPr>
-          <w:rFonts w:ascii="Times New Roman" w:hAnsi="Times New Roman" w:cs="Times New Roman"/>
-          <w:sz w:val="24"/>
-          <w:szCs w:val="24"/>
-          <w:lang w:val="en-GB"/>
-        </w:rPr>
-        <w:t>5.3. The head of the Training Centre plans and organises the training process, submits proposals on educational programmes, the budget and the engagement of lecturers and submits reports on the activities of the Training Centre.</w:t>
-      </w:r>
-    </w:p>
-    <w:p>
-      <w:pPr>
-        <w:keepNext/>
-        <w:spacing w:before="240" w:after="120" w:line="240" w:lineRule="auto"/>
-        <w:jc w:val="center"/>
-        <w:rPr>
-          <w:rFonts w:ascii="Times New Roman" w:hAnsi="Times New Roman" w:cs="Times New Roman"/>
-          <w:b/>
-          <w:sz w:val="24"/>
-          <w:szCs w:val="24"/>
-          <w:lang w:val="en-GB"/>
-        </w:rPr>
-      </w:pPr>
-      <w:r>
-        <w:rPr>
-          <w:rFonts w:ascii="Times New Roman" w:hAnsi="Times New Roman" w:cs="Times New Roman"/>
-          <w:b/>
-          <w:sz w:val="24"/>
-          <w:szCs w:val="24"/>
-          <w:lang w:val="en-GB"/>
-        </w:rPr>
-        <w:t>6. Financing and Reporting</w:t>
-      </w:r>
-    </w:p>
-    <w:p>
-      <w:pPr>
-        <w:spacing w:after="0" w:line="240" w:lineRule="auto"/>
-        <w:ind w:firstLine="708"/>
-        <w:jc w:val="both"/>
-        <w:rPr>
-          <w:rFonts w:ascii="Times New Roman" w:hAnsi="Times New Roman" w:cs="Times New Roman"/>
-          <w:sz w:val="24"/>
-          <w:szCs w:val="24"/>
-          <w:lang w:val="en-GB"/>
-        </w:rPr>
-      </w:pPr>
-      <w:r>
-        <w:rPr>
-          <w:rFonts w:ascii="Times New Roman" w:hAnsi="Times New Roman" w:cs="Times New Roman"/>
-          <w:sz w:val="24"/>
-          <w:szCs w:val="24"/>
-          <w:lang w:val="en-GB"/>
-        </w:rPr>
-        <w:t>6.1. The activities of the Training Centre are financed within the budget of the Foundation from the funds of the Foundation, grants, sponsorship funds and income from the provision of educational services.</w:t>
-      </w:r>
-    </w:p>
-    <w:p>
-      <w:pPr>
-        <w:spacing w:after="0" w:line="240" w:lineRule="auto"/>
-        <w:ind w:firstLine="708"/>
-        <w:jc w:val="both"/>
-        <w:rPr>
-          <w:rFonts w:ascii="Times New Roman" w:hAnsi="Times New Roman" w:cs="Times New Roman"/>
-          <w:sz w:val="24"/>
-          <w:szCs w:val="24"/>
-          <w:lang w:val="en-GB"/>
-        </w:rPr>
-      </w:pPr>
-      <w:r>
-        <w:rPr>
-          <w:rFonts w:ascii="Times New Roman" w:hAnsi="Times New Roman" w:cs="Times New Roman"/>
-          <w:sz w:val="24"/>
-          <w:szCs w:val="24"/>
-          <w:lang w:val="en-GB"/>
-        </w:rPr>
-        <w:t>6.2. The provision of educational services is an activity incidental to the objects of the Foundation. Income from such services is applied exclusively to reaching the objects of the Foundation.</w:t>
-      </w:r>
-    </w:p>
-    <w:p>
-      <w:pPr>
-        <w:spacing w:after="0" w:line="240" w:lineRule="auto"/>
-        <w:ind w:firstLine="708"/>
-        <w:jc w:val="both"/>
-        <w:rPr>
-          <w:rFonts w:ascii="Times New Roman" w:hAnsi="Times New Roman" w:cs="Times New Roman"/>
-          <w:sz w:val="24"/>
-          <w:szCs w:val="24"/>
-          <w:lang w:val="en-GB"/>
-        </w:rPr>
-      </w:pPr>
-      <w:r>
-        <w:rPr>
-          <w:rFonts w:ascii="Times New Roman" w:hAnsi="Times New Roman" w:cs="Times New Roman"/>
-          <w:sz w:val="24"/>
-          <w:szCs w:val="24"/>
-          <w:lang w:val="en-GB"/>
-        </w:rPr>
-        <w:t>6.3. The head of the Training Centre submits to the Deputy Chief Executive Officer for Administrative Issues a quarterly report on the activities of the Training Centre. The annual report is included in the annual report on the activities of the Foundation.</w:t>
-      </w:r>
-    </w:p>
-    <w:p>
-      <w:pPr>
-        <w:keepNext/>
-        <w:spacing w:before="240" w:after="120" w:line="240" w:lineRule="auto"/>
-        <w:jc w:val="center"/>
-        <w:rPr>
-          <w:rFonts w:ascii="Times New Roman" w:hAnsi="Times New Roman" w:cs="Times New Roman"/>
-          <w:b/>
-          <w:sz w:val="24"/>
-          <w:szCs w:val="24"/>
-          <w:lang w:val="en-GB"/>
-        </w:rPr>
-      </w:pPr>
-      <w:r>
-        <w:rPr>
-          <w:rFonts w:ascii="Times New Roman" w:hAnsi="Times New Roman" w:cs="Times New Roman"/>
-          <w:b/>
-          <w:sz w:val="24"/>
-          <w:szCs w:val="24"/>
-          <w:lang w:val="en-GB"/>
-        </w:rPr>
-        <w:t>7. Final Provisions</w:t>
-      </w:r>
-    </w:p>
-    <w:p>
-      <w:pPr>
-        <w:spacing w:after="0" w:line="240" w:lineRule="auto"/>
-        <w:ind w:firstLine="708"/>
-        <w:jc w:val="both"/>
-        <w:rPr>
-          <w:rFonts w:ascii="Times New Roman" w:hAnsi="Times New Roman" w:cs="Times New Roman"/>
-          <w:sz w:val="24"/>
-          <w:szCs w:val="24"/>
-          <w:lang w:val="en-GB"/>
-        </w:rPr>
-      </w:pPr>
-      <w:r>
-        <w:rPr>
-          <w:rFonts w:ascii="Times New Roman" w:hAnsi="Times New Roman" w:cs="Times New Roman"/>
-          <w:sz w:val="24"/>
-          <w:szCs w:val="24"/>
-          <w:lang w:val="en-GB"/>
-        </w:rPr>
-        <w:t>7.1. These Regulations and amendments and additions thereto are approved by the Management Council of the Foundation.</w:t>
-      </w:r>
-    </w:p>
-    <w:p>
-      <w:pPr>
-        <w:spacing w:after="0" w:line="240" w:lineRule="auto"/>
-        <w:ind w:firstLine="708"/>
-        <w:jc w:val="both"/>
-        <w:rPr>
-          <w:rFonts w:ascii="Times New Roman" w:hAnsi="Times New Roman" w:cs="Times New Roman"/>
-          <w:sz w:val="24"/>
-          <w:lang w:val="en-GB"/>
-        </w:rPr>
-      </w:pPr>
-      <w:r>
-        <w:rPr>
-          <w:rFonts w:ascii="Times New Roman" w:hAnsi="Times New Roman" w:cs="Times New Roman"/>
-          <w:sz w:val="24"/>
-          <w:szCs w:val="24"/>
-          <w:lang w:val="en-GB"/>
-        </w:rPr>
-        <w:t>7.2. The Training Centre is reorganised or abolished by decision of the Management Council of the Foundation.</w:t>
+          <w:sz w:val="21"/>
+          <w:lang w:val="en-GB"/>
+        </w:rPr>
+      </w:pPr>
+      <w:r>
+        <w:rPr>
+          <w:rFonts w:ascii="Times New Roman" w:hAnsi="Times New Roman" w:cs="Times New Roman"/>
+          <w:sz w:val="21"/>
+          <w:szCs w:val="24"/>
+          <w:lang w:val="en-GB"/>
+        </w:rPr>
+        <w:t>6.1. These Regulations and amendments thereto are approved by the Management Council of the Foundation, which also decides on the reorganisation or abolition of the Training Centre.</w:t>
+      </w:r>
+      <w:r>
+        <w:rPr>
+          <w:rFonts w:ascii="Times New Roman" w:hAnsi="Times New Roman" w:cs="Times New Roman"/>
+          <w:sz w:val="21"/>
+          <w:lang w:val="en-GB"/>
+        </w:rPr>
+        <w:t xml:space="preserve"> </w:t>
       </w:r>
     </w:p>
     <w:sectPr>

--- a/Устав/_документы/Regulations on the Training Centre.docx
+++ b/Устав/_документы/Regulations on the Training Centre.docx
@@ -120,7 +120,7 @@
           <w:szCs w:val="24"/>
           <w:lang w:val="en-GB"/>
         </w:rPr>
-        <w:t>(Minutes No. ___ dated «___» __________ 2026)</w:t>
+        <w:t>(Minutes No. 13 dated 30 October 2026)</w:t>
       </w:r>
     </w:p>
     <w:p>
